--- a/backend-exhibits/Google MyDrive to Google Shared Drive Advanced Plan - Advanced Not Include.docx
+++ b/backend-exhibits/Google MyDrive to Google Shared Drive Advanced Plan - Advanced Not Include.docx
@@ -52,7 +52,7 @@
                 <w:b/>
                 <w:sz w:val="21"/>
               </w:rPr>
-              <w:t>Out of scope Features for Advanced Plan (Google Mydrive to Google Shared Drive)</w:t>
+              <w:t>Out of scope Features for Standard Plan (Google Mydrive to Google Shared Drive)</w:t>
             </w:r>
           </w:p>
         </w:tc>

--- a/backend-exhibits/Google MyDrive to Google Shared Drive Advanced Plan - Advanced Not Include.docx
+++ b/backend-exhibits/Google MyDrive to Google Shared Drive Advanced Plan - Advanced Not Include.docx
@@ -48,7 +48,7 @@
             <w:bookmarkStart w:id="0" w:name="_Hlk219307510"/>
             <w:r>
               <w:rPr>
-                <w:rFonts w:ascii="Arial" w:eastAsia="Arial" w:hAnsi="Arial" w:cs="Arial"/>
+                <w:rFonts w:ascii="Arial" w:hAnsi="Arial" w:cs="Arial" w:eastAsia="Arial"/>
                 <w:b/>
                 <w:sz w:val="21"/>
               </w:rPr>
@@ -74,7 +74,7 @@
           <w:p>
             <w:r>
               <w:rPr>
-                <w:rFonts w:ascii="Arial" w:eastAsia="Arial" w:hAnsi="Arial" w:cs="Arial"/>
+                <w:rFonts w:ascii="Arial" w:hAnsi="Arial" w:cs="Arial" w:eastAsia="Arial"/>
                 <w:b/>
                 <w:sz w:val="21"/>
               </w:rPr>
@@ -98,7 +98,7 @@
             </w:pPr>
             <w:r>
               <w:rPr>
-                <w:rFonts w:ascii="Arial" w:eastAsia="Arial" w:hAnsi="Arial" w:cs="Arial"/>
+                <w:rFonts w:ascii="Arial" w:hAnsi="Arial" w:cs="Arial" w:eastAsia="Arial"/>
                 <w:sz w:val="21"/>
               </w:rPr>
               <w:t>CloudFuze preserves all inner file permissions along with access levels.</w:t>
@@ -123,7 +123,7 @@
           <w:p>
             <w:r>
               <w:rPr>
-                <w:rFonts w:ascii="Arial" w:eastAsia="Arial" w:hAnsi="Arial" w:cs="Arial"/>
+                <w:rFonts w:ascii="Arial" w:hAnsi="Arial" w:cs="Arial" w:eastAsia="Arial"/>
                 <w:b/>
                 <w:sz w:val="21"/>
               </w:rPr>
@@ -147,7 +147,7 @@
             </w:pPr>
             <w:r>
               <w:rPr>
-                <w:rFonts w:ascii="Arial" w:eastAsia="Arial" w:hAnsi="Arial" w:cs="Arial"/>
+                <w:rFonts w:ascii="Arial" w:hAnsi="Arial" w:cs="Arial" w:eastAsia="Arial"/>
                 <w:sz w:val="21"/>
               </w:rPr>
               <w:t>CloudFuze migrates all shared links from source to destination and maintains the type of links.</w:t>
@@ -172,7 +172,7 @@
           <w:p>
             <w:r>
               <w:rPr>
-                <w:rFonts w:ascii="Arial" w:eastAsia="Arial" w:hAnsi="Arial" w:cs="Arial"/>
+                <w:rFonts w:ascii="Arial" w:hAnsi="Arial" w:cs="Arial" w:eastAsia="Arial"/>
                 <w:b/>
                 <w:sz w:val="21"/>
               </w:rPr>
@@ -196,7 +196,7 @@
             </w:pPr>
             <w:r>
               <w:rPr>
-                <w:rFonts w:ascii="Arial" w:eastAsia="Arial" w:hAnsi="Arial" w:cs="Arial"/>
+                <w:rFonts w:ascii="Arial" w:hAnsi="Arial" w:cs="Arial" w:eastAsia="Arial"/>
                 <w:sz w:val="21"/>
               </w:rPr>
               <w:t>The system will automatically prevent the generation of email notifications for collaborations on folders/files originating from the destination cloud.</w:t>
@@ -221,10 +221,10 @@
   <w:docDefaults>
     <w:rPrDefault>
       <w:rPr>
-        <w:rFonts w:asciiTheme="minorHAnsi" w:eastAsiaTheme="minorEastAsia" w:hAnsiTheme="minorHAnsi" w:cstheme="minorBidi"/>
+        <w:rFonts w:ascii="Arial" w:hAnsi="Arial" w:cs="Arial" w:eastAsia="Arial"/>
         <w:kern w:val="2"/>
-        <w:sz w:val="24"/>
-        <w:szCs w:val="24"/>
+        <w:sz w:val="21"/>
+        <w:szCs w:val="21"/>
         <w:lang w:val="en-IN" w:eastAsia="en-IN" w:bidi="ar-SA"/>
         <w14:ligatures w14:val="standardContextual"/>
       </w:rPr>
@@ -620,9 +620,9 @@
       <w:spacing w:line="259" w:lineRule="auto"/>
     </w:pPr>
     <w:rPr>
-      <w:rFonts w:ascii="Calibri" w:eastAsia="Calibri" w:hAnsi="Calibri" w:cs="Calibri"/>
+      <w:rFonts w:ascii="Arial" w:hAnsi="Arial" w:cs="Arial" w:eastAsia="Arial"/>
       <w:color w:val="000000"/>
-      <w:sz w:val="22"/>
+      <w:sz w:val="21"/>
     </w:rPr>
   </w:style>
   <w:style w:type="character" w:default="1" w:styleId="DefaultParagraphFont">
